--- a/docs/test-script/Antas-Test-Script.docx
+++ b/docs/test-script/Antas-Test-Script.docx
@@ -157,7 +157,7 @@
           <w:sz w:val="24"/>
           <w:szCs w:val="24"/>
         </w:rPr>
-        <w:t xml:space="preserve">Antas is a mobile-first web application that lets Metro Manila residents report street-level flood depth on a five-level body-part scale, and read what others have reported. It is a progressive web app and requires no installation. The build under test is the live deployment at https://antas-one.vercel.app.</w:t>
+        <w:t xml:space="preserve">Antas is a mobile-first web application that lets Metro Manila residents report street-level incidents and read what others have reported. Six kinds of incident are accepted - flood, fire, earthquake, accident, medical and other. Flood is graded on a five-level body-part scale, from ankle to above the head; the other five are graded on three severity choices each, because water can be measured against a body and a fire cannot. It is a progressive web app and requires no installation. The build under test is the live deployment at https://antas-one.vercel.app.</w:t>
       </w:r>
     </w:p>
     <w:p>
@@ -1335,67 +1335,82 @@
                 <w:sz w:val="20"/>
                 <w:szCs w:val="20"/>
               </w:rPr>
-              <w:t xml:space="preserve">2. Confirm the report screen has opened and the body-part depth selector is visible.</w:t>
-            </w:r>
-          </w:p>
-          <w:p>
-            <w:pPr>
-              <w:spacing w:before="40" w:after="40" w:line="276" w:lineRule="auto"/>
-              <w:ind w:left="0" w:right="0" w:firstLine="0"/>
-              <w:jc w:val="left"/>
-            </w:pPr>
-            <w:r>
-              <w:rPr>
-                <w:rFonts w:ascii="Times New Roman" w:hAnsi="Times New Roman" w:cs="Times New Roman" w:eastAsia="Times New Roman"/>
-                <w:sz w:val="20"/>
-                <w:szCs w:val="20"/>
-              </w:rPr>
-              <w:t xml:space="preserve">3. Leave the depth selector on its default value, Tuhod (Knee). Do not change it.</w:t>
-            </w:r>
-          </w:p>
-          <w:p>
-            <w:pPr>
-              <w:spacing w:before="40" w:after="40" w:line="276" w:lineRule="auto"/>
-              <w:ind w:left="0" w:right="0" w:firstLine="0"/>
-              <w:jc w:val="left"/>
-            </w:pPr>
-            <w:r>
-              <w:rPr>
-                <w:rFonts w:ascii="Times New Roman" w:hAnsi="Times New Roman" w:cs="Times New Roman" w:eastAsia="Times New Roman"/>
-                <w:sz w:val="20"/>
-                <w:szCs w:val="20"/>
-              </w:rPr>
-              <w:t xml:space="preserve">4. Tap the I-report submit button at the bottom of the screen.</w:t>
-            </w:r>
-          </w:p>
-          <w:p>
-            <w:pPr>
-              <w:spacing w:before="40" w:after="40" w:line="276" w:lineRule="auto"/>
-              <w:ind w:left="0" w:right="0" w:firstLine="0"/>
-              <w:jc w:val="left"/>
-            </w:pPr>
-            <w:r>
-              <w:rPr>
-                <w:rFonts w:ascii="Times New Roman" w:hAnsi="Times New Roman" w:cs="Times New Roman" w:eastAsia="Times New Roman"/>
-                <w:sz w:val="20"/>
-                <w:szCs w:val="20"/>
-              </w:rPr>
-              <w:t xml:space="preserve">5. If the browser asks for location, press Block.</w:t>
-            </w:r>
-          </w:p>
-          <w:p>
-            <w:pPr>
-              <w:spacing w:before="40" w:after="40" w:line="276" w:lineRule="auto"/>
-              <w:ind w:left="0" w:right="0" w:firstLine="0"/>
-              <w:jc w:val="left"/>
-            </w:pPr>
-            <w:r>
-              <w:rPr>
-                <w:rFonts w:ascii="Times New Roman" w:hAnsi="Times New Roman" w:cs="Times New Roman" w:eastAsia="Times New Roman"/>
-                <w:sz w:val="20"/>
-                <w:szCs w:val="20"/>
-              </w:rPr>
-              <w:t xml:space="preserve">6. After the test, restore location permission to Ask, so the device is left as it was found and later tests are unaffected.</w:t>
+              <w:t xml:space="preserve">2. Confirm the report screen has opened on the question Ano ang nangyayari? (What is happening?), showing six incident buttons. There is no depth selector and no submit button on this screen yet.</w:t>
+            </w:r>
+          </w:p>
+          <w:p>
+            <w:pPr>
+              <w:spacing w:before="40" w:after="40" w:line="276" w:lineRule="auto"/>
+              <w:ind w:left="0" w:right="0" w:firstLine="0"/>
+              <w:jc w:val="left"/>
+            </w:pPr>
+            <w:r>
+              <w:rPr>
+                <w:rFonts w:ascii="Times New Roman" w:hAnsi="Times New Roman" w:cs="Times New Roman" w:eastAsia="Times New Roman"/>
+                <w:sz w:val="20"/>
+                <w:szCs w:val="20"/>
+              </w:rPr>
+              <w:t xml:space="preserve">3. Tap Baha (Flood).</w:t>
+            </w:r>
+          </w:p>
+          <w:p>
+            <w:pPr>
+              <w:spacing w:before="40" w:after="40" w:line="276" w:lineRule="auto"/>
+              <w:ind w:left="0" w:right="0" w:firstLine="0"/>
+              <w:jc w:val="left"/>
+            </w:pPr>
+            <w:r>
+              <w:rPr>
+                <w:rFonts w:ascii="Times New Roman" w:hAnsi="Times New Roman" w:cs="Times New Roman" w:eastAsia="Times New Roman"/>
+                <w:sz w:val="20"/>
+                <w:szCs w:val="20"/>
+              </w:rPr>
+              <w:t xml:space="preserve">4. Confirm the body-part depth selector is now visible, and leave it on its default value, Tuhod (Knee). Do not change it.</w:t>
+            </w:r>
+          </w:p>
+          <w:p>
+            <w:pPr>
+              <w:spacing w:before="40" w:after="40" w:line="276" w:lineRule="auto"/>
+              <w:ind w:left="0" w:right="0" w:firstLine="0"/>
+              <w:jc w:val="left"/>
+            </w:pPr>
+            <w:r>
+              <w:rPr>
+                <w:rFonts w:ascii="Times New Roman" w:hAnsi="Times New Roman" w:cs="Times New Roman" w:eastAsia="Times New Roman"/>
+                <w:sz w:val="20"/>
+                <w:szCs w:val="20"/>
+              </w:rPr>
+              <w:t xml:space="preserve">5. Tap the I-report submit button at the bottom of the screen.</w:t>
+            </w:r>
+          </w:p>
+          <w:p>
+            <w:pPr>
+              <w:spacing w:before="40" w:after="40" w:line="276" w:lineRule="auto"/>
+              <w:ind w:left="0" w:right="0" w:firstLine="0"/>
+              <w:jc w:val="left"/>
+            </w:pPr>
+            <w:r>
+              <w:rPr>
+                <w:rFonts w:ascii="Times New Roman" w:hAnsi="Times New Roman" w:cs="Times New Roman" w:eastAsia="Times New Roman"/>
+                <w:sz w:val="20"/>
+                <w:szCs w:val="20"/>
+              </w:rPr>
+              <w:t xml:space="preserve">6. If the browser asks for location, press Block.</w:t>
+            </w:r>
+          </w:p>
+          <w:p>
+            <w:pPr>
+              <w:spacing w:before="40" w:after="40" w:line="276" w:lineRule="auto"/>
+              <w:ind w:left="0" w:right="0" w:firstLine="0"/>
+              <w:jc w:val="left"/>
+            </w:pPr>
+            <w:r>
+              <w:rPr>
+                <w:rFonts w:ascii="Times New Roman" w:hAnsi="Times New Roman" w:cs="Times New Roman" w:eastAsia="Times New Roman"/>
+                <w:sz w:val="20"/>
+                <w:szCs w:val="20"/>
+              </w:rPr>
+              <w:t xml:space="preserve">7. After the test, restore location permission to Ask, so the device is left as it was found and later tests are unaffected.</w:t>
             </w:r>
           </w:p>
         </w:tc>
@@ -1440,6 +1455,21 @@
                 <w:szCs w:val="20"/>
               </w:rPr>
               <w:t xml:space="preserve">Location permission: Blocked, intentionally denied</w:t>
+            </w:r>
+          </w:p>
+          <w:p>
+            <w:pPr>
+              <w:spacing w:before="40" w:after="40" w:line="276" w:lineRule="auto"/>
+              <w:ind w:left="0" w:right="0" w:firstLine="0"/>
+              <w:jc w:val="left"/>
+            </w:pPr>
+            <w:r>
+              <w:rPr>
+                <w:rFonts w:ascii="Times New Roman" w:hAnsi="Times New Roman" w:cs="Times New Roman" w:eastAsia="Times New Roman"/>
+                <w:sz w:val="20"/>
+                <w:szCs w:val="20"/>
+              </w:rPr>
+              <w:t xml:space="preserve">Incident type: Baha (Flood)</w:t>
             </w:r>
           </w:p>
           <w:p>
@@ -1716,7 +1746,7 @@
           <w:szCs w:val="22"/>
           <w:i/>
         </w:rPr>
-        <w:t xml:space="preserve">Why this is the negative case rather than an empty-field test. The depth selector opens already set to Tuhod (Knee), so there is no way to submit the form with no depth chosen, and a missing-field test would be untestable through the interface. Denying location is the invalid input a real user can actually produce, and it is the one the application has to handle without losing the report screen.</w:t>
+        <w:t xml:space="preserve">Why this is the negative case rather than an empty-field test. On a flood report the depth selector opens already set to Tuhod (Knee), so there is no way to submit it with no depth chosen. On the other five incident types a severity must be chosen, but the application disables the submit button until it is, so the tester gets no error message to check - a guard is not a failure, and a test whose expected result is nothing happening tells the reader very little. Denying location is the invalid input a real user can actually produce, and it is the one the application has to handle without losing the report screen. The disabled-submit guard is exercised in the summary table below instead.</w:t>
       </w:r>
     </w:p>
     <w:p>
@@ -2090,7 +2120,7 @@
                 <w:sz w:val="20"/>
                 <w:szCs w:val="20"/>
               </w:rPr>
-              <w:t xml:space="preserve">Block location, then tap I-report to submit</w:t>
+              <w:t xml:space="preserve">Block location, choose Baha, then tap I-report to submit</w:t>
             </w:r>
           </w:p>
         </w:tc>
@@ -2189,6 +2219,246 @@
                 <w:sz w:val="20"/>
                 <w:szCs w:val="20"/>
               </w:rPr>
+              <w:t xml:space="preserve">Incident picker</w:t>
+            </w:r>
+          </w:p>
+        </w:tc>
+        <w:tc>
+          <w:tcPr>
+            <w:tcW w:w="2600" w:type="dxa"/>
+            <w:vAlign w:val="top"/>
+          </w:tcPr>
+          <w:p>
+            <w:pPr>
+              <w:spacing w:before="40" w:after="40" w:line="276" w:lineRule="auto"/>
+              <w:ind w:left="0" w:right="0" w:firstLine="0"/>
+              <w:jc w:val="left"/>
+            </w:pPr>
+            <w:r>
+              <w:rPr>
+                <w:rFonts w:ascii="Times New Roman" w:hAnsi="Times New Roman" w:cs="Times New Roman" w:eastAsia="Times New Roman"/>
+                <w:sz w:val="20"/>
+                <w:szCs w:val="20"/>
+              </w:rPr>
+              <w:t xml:space="preserve">Open I-report and read the first screen</w:t>
+            </w:r>
+          </w:p>
+        </w:tc>
+        <w:tc>
+          <w:tcPr>
+            <w:tcW w:w="2600" w:type="dxa"/>
+            <w:vAlign w:val="top"/>
+          </w:tcPr>
+          <w:p>
+            <w:pPr>
+              <w:spacing w:before="40" w:after="40" w:line="276" w:lineRule="auto"/>
+              <w:ind w:left="0" w:right="0" w:firstLine="0"/>
+              <w:jc w:val="left"/>
+            </w:pPr>
+            <w:r>
+              <w:rPr>
+                <w:rFonts w:ascii="Times New Roman" w:hAnsi="Times New Roman" w:cs="Times New Roman" w:eastAsia="Times New Roman"/>
+                <w:sz w:val="20"/>
+                <w:szCs w:val="20"/>
+              </w:rPr>
+              <w:t xml:space="preserve">Six choices - Baha, Sunog, Lindol, Aksidente, Medikal, Iba pa - and no depth selector until one is tapped</w:t>
+            </w:r>
+          </w:p>
+        </w:tc>
+        <w:tc>
+          <w:tcPr>
+            <w:tcW w:w="1000" w:type="dxa"/>
+            <w:vAlign w:val="top"/>
+          </w:tcPr>
+          <w:p>
+            <w:pPr>
+              <w:spacing w:before="40" w:after="40" w:line="276" w:lineRule="auto"/>
+              <w:ind w:left="0" w:right="0" w:firstLine="0"/>
+              <w:jc w:val="left"/>
+            </w:pPr>
+          </w:p>
+        </w:tc>
+        <w:tc>
+          <w:tcPr>
+            <w:tcW w:w="760" w:type="dxa"/>
+            <w:vAlign w:val="top"/>
+          </w:tcPr>
+          <w:p>
+            <w:pPr>
+              <w:spacing w:before="40" w:after="40" w:line="276" w:lineRule="auto"/>
+              <w:ind w:left="0" w:right="0" w:firstLine="0"/>
+              <w:jc w:val="left"/>
+            </w:pPr>
+            <w:r>
+              <w:rPr>
+                <w:rFonts w:ascii="Times New Roman" w:hAnsi="Times New Roman" w:cs="Times New Roman" w:eastAsia="Times New Roman"/>
+                <w:sz w:val="20"/>
+                <w:szCs w:val="20"/>
+              </w:rPr>
+              <w:t xml:space="preserve">Pass / Fail</w:t>
+            </w:r>
+          </w:p>
+        </w:tc>
+      </w:tr>
+      <w:tr>
+        <w:tc>
+          <w:tcPr>
+            <w:tcW w:w="700" w:type="dxa"/>
+            <w:vAlign w:val="top"/>
+          </w:tcPr>
+          <w:p>
+            <w:pPr>
+              <w:spacing w:before="40" w:after="40" w:line="276" w:lineRule="auto"/>
+              <w:ind w:left="0" w:right="0" w:firstLine="0"/>
+              <w:jc w:val="left"/>
+            </w:pPr>
+            <w:r>
+              <w:rPr>
+                <w:rFonts w:ascii="Times New Roman" w:hAnsi="Times New Roman" w:cs="Times New Roman" w:eastAsia="Times New Roman"/>
+                <w:sz w:val="20"/>
+                <w:szCs w:val="20"/>
+              </w:rPr>
+              <w:t xml:space="preserve">4</w:t>
+            </w:r>
+          </w:p>
+        </w:tc>
+        <w:tc>
+          <w:tcPr>
+            <w:tcW w:w="1700" w:type="dxa"/>
+            <w:vAlign w:val="top"/>
+          </w:tcPr>
+          <w:p>
+            <w:pPr>
+              <w:spacing w:before="40" w:after="40" w:line="276" w:lineRule="auto"/>
+              <w:ind w:left="0" w:right="0" w:firstLine="0"/>
+              <w:jc w:val="left"/>
+            </w:pPr>
+            <w:r>
+              <w:rPr>
+                <w:rFonts w:ascii="Times New Roman" w:hAnsi="Times New Roman" w:cs="Times New Roman" w:eastAsia="Times New Roman"/>
+                <w:sz w:val="20"/>
+                <w:szCs w:val="20"/>
+              </w:rPr>
+              <w:t xml:space="preserve">Severity guard</w:t>
+            </w:r>
+          </w:p>
+        </w:tc>
+        <w:tc>
+          <w:tcPr>
+            <w:tcW w:w="2600" w:type="dxa"/>
+            <w:vAlign w:val="top"/>
+          </w:tcPr>
+          <w:p>
+            <w:pPr>
+              <w:spacing w:before="40" w:after="40" w:line="276" w:lineRule="auto"/>
+              <w:ind w:left="0" w:right="0" w:firstLine="0"/>
+              <w:jc w:val="left"/>
+            </w:pPr>
+            <w:r>
+              <w:rPr>
+                <w:rFonts w:ascii="Times New Roman" w:hAnsi="Times New Roman" w:cs="Times New Roman" w:eastAsia="Times New Roman"/>
+                <w:sz w:val="20"/>
+                <w:szCs w:val="20"/>
+              </w:rPr>
+              <w:t xml:space="preserve">Tap Sunog, then try to submit without choosing what you can see</w:t>
+            </w:r>
+          </w:p>
+        </w:tc>
+        <w:tc>
+          <w:tcPr>
+            <w:tcW w:w="2600" w:type="dxa"/>
+            <w:vAlign w:val="top"/>
+          </w:tcPr>
+          <w:p>
+            <w:pPr>
+              <w:spacing w:before="40" w:after="40" w:line="276" w:lineRule="auto"/>
+              <w:ind w:left="0" w:right="0" w:firstLine="0"/>
+              <w:jc w:val="left"/>
+            </w:pPr>
+            <w:r>
+              <w:rPr>
+                <w:rFonts w:ascii="Times New Roman" w:hAnsi="Times New Roman" w:cs="Times New Roman" w:eastAsia="Times New Roman"/>
+                <w:sz w:val="20"/>
+                <w:szCs w:val="20"/>
+              </w:rPr>
+              <w:t xml:space="preserve">The submit button stays disabled; choosing one of the three enables it</w:t>
+            </w:r>
+          </w:p>
+        </w:tc>
+        <w:tc>
+          <w:tcPr>
+            <w:tcW w:w="1000" w:type="dxa"/>
+            <w:vAlign w:val="top"/>
+          </w:tcPr>
+          <w:p>
+            <w:pPr>
+              <w:spacing w:before="40" w:after="40" w:line="276" w:lineRule="auto"/>
+              <w:ind w:left="0" w:right="0" w:firstLine="0"/>
+              <w:jc w:val="left"/>
+            </w:pPr>
+          </w:p>
+        </w:tc>
+        <w:tc>
+          <w:tcPr>
+            <w:tcW w:w="760" w:type="dxa"/>
+            <w:vAlign w:val="top"/>
+          </w:tcPr>
+          <w:p>
+            <w:pPr>
+              <w:spacing w:before="40" w:after="40" w:line="276" w:lineRule="auto"/>
+              <w:ind w:left="0" w:right="0" w:firstLine="0"/>
+              <w:jc w:val="left"/>
+            </w:pPr>
+            <w:r>
+              <w:rPr>
+                <w:rFonts w:ascii="Times New Roman" w:hAnsi="Times New Roman" w:cs="Times New Roman" w:eastAsia="Times New Roman"/>
+                <w:sz w:val="20"/>
+                <w:szCs w:val="20"/>
+              </w:rPr>
+              <w:t xml:space="preserve">Pass / Fail</w:t>
+            </w:r>
+          </w:p>
+        </w:tc>
+      </w:tr>
+      <w:tr>
+        <w:tc>
+          <w:tcPr>
+            <w:tcW w:w="700" w:type="dxa"/>
+            <w:vAlign w:val="top"/>
+          </w:tcPr>
+          <w:p>
+            <w:pPr>
+              <w:spacing w:before="40" w:after="40" w:line="276" w:lineRule="auto"/>
+              <w:ind w:left="0" w:right="0" w:firstLine="0"/>
+              <w:jc w:val="left"/>
+            </w:pPr>
+            <w:r>
+              <w:rPr>
+                <w:rFonts w:ascii="Times New Roman" w:hAnsi="Times New Roman" w:cs="Times New Roman" w:eastAsia="Times New Roman"/>
+                <w:sz w:val="20"/>
+                <w:szCs w:val="20"/>
+              </w:rPr>
+              <w:t xml:space="preserve">5</w:t>
+            </w:r>
+          </w:p>
+        </w:tc>
+        <w:tc>
+          <w:tcPr>
+            <w:tcW w:w="1700" w:type="dxa"/>
+            <w:vAlign w:val="top"/>
+          </w:tcPr>
+          <w:p>
+            <w:pPr>
+              <w:spacing w:before="40" w:after="40" w:line="276" w:lineRule="auto"/>
+              <w:ind w:left="0" w:right="0" w:firstLine="0"/>
+              <w:jc w:val="left"/>
+            </w:pPr>
+            <w:r>
+              <w:rPr>
+                <w:rFonts w:ascii="Times New Roman" w:hAnsi="Times New Roman" w:cs="Times New Roman" w:eastAsia="Times New Roman"/>
+                <w:sz w:val="20"/>
+                <w:szCs w:val="20"/>
+              </w:rPr>
               <w:t xml:space="preserve">Search - no match</w:t>
             </w:r>
           </w:p>
@@ -2288,7 +2558,7 @@
                 <w:sz w:val="20"/>
                 <w:szCs w:val="20"/>
               </w:rPr>
-              <w:t xml:space="preserve">4</w:t>
+              <w:t xml:space="preserve">6</w:t>
             </w:r>
           </w:p>
         </w:tc>
@@ -2408,7 +2678,7 @@
                 <w:sz w:val="20"/>
                 <w:szCs w:val="20"/>
               </w:rPr>
-              <w:t xml:space="preserve">5</w:t>
+              <w:t xml:space="preserve">7</w:t>
             </w:r>
           </w:p>
         </w:tc>
@@ -2528,7 +2798,7 @@
                 <w:sz w:val="20"/>
                 <w:szCs w:val="20"/>
               </w:rPr>
-              <w:t xml:space="preserve">6</w:t>
+              <w:t xml:space="preserve">8</w:t>
             </w:r>
           </w:p>
         </w:tc>
@@ -2648,7 +2918,7 @@
                 <w:sz w:val="20"/>
                 <w:szCs w:val="20"/>
               </w:rPr>
-              <w:t xml:space="preserve">7</w:t>
+              <w:t xml:space="preserve">9</w:t>
             </w:r>
           </w:p>
         </w:tc>
@@ -2768,7 +3038,7 @@
                 <w:sz w:val="20"/>
                 <w:szCs w:val="20"/>
               </w:rPr>
-              <w:t xml:space="preserve">8</w:t>
+              <w:t xml:space="preserve">10</w:t>
             </w:r>
           </w:p>
         </w:tc>
@@ -2888,7 +3158,7 @@
                 <w:sz w:val="20"/>
                 <w:szCs w:val="20"/>
               </w:rPr>
-              <w:t xml:space="preserve">9</w:t>
+              <w:t xml:space="preserve">11</w:t>
             </w:r>
           </w:p>
         </w:tc>
@@ -3008,7 +3278,7 @@
                 <w:sz w:val="20"/>
                 <w:szCs w:val="20"/>
               </w:rPr>
-              <w:t xml:space="preserve">10</w:t>
+              <w:t xml:space="preserve">12</w:t>
             </w:r>
           </w:p>
         </w:tc>
@@ -3072,6 +3342,126 @@
                 <w:szCs w:val="20"/>
               </w:rPr>
               <w:t xml:space="preserve">The ring fills while held and resets on release; no SOS is sent</w:t>
+            </w:r>
+          </w:p>
+        </w:tc>
+        <w:tc>
+          <w:tcPr>
+            <w:tcW w:w="1000" w:type="dxa"/>
+            <w:vAlign w:val="top"/>
+          </w:tcPr>
+          <w:p>
+            <w:pPr>
+              <w:spacing w:before="40" w:after="40" w:line="276" w:lineRule="auto"/>
+              <w:ind w:left="0" w:right="0" w:firstLine="0"/>
+              <w:jc w:val="left"/>
+            </w:pPr>
+          </w:p>
+        </w:tc>
+        <w:tc>
+          <w:tcPr>
+            <w:tcW w:w="760" w:type="dxa"/>
+            <w:vAlign w:val="top"/>
+          </w:tcPr>
+          <w:p>
+            <w:pPr>
+              <w:spacing w:before="40" w:after="40" w:line="276" w:lineRule="auto"/>
+              <w:ind w:left="0" w:right="0" w:firstLine="0"/>
+              <w:jc w:val="left"/>
+            </w:pPr>
+            <w:r>
+              <w:rPr>
+                <w:rFonts w:ascii="Times New Roman" w:hAnsi="Times New Roman" w:cs="Times New Roman" w:eastAsia="Times New Roman"/>
+                <w:sz w:val="20"/>
+                <w:szCs w:val="20"/>
+              </w:rPr>
+              <w:t xml:space="preserve">Pass / Fail</w:t>
+            </w:r>
+          </w:p>
+        </w:tc>
+      </w:tr>
+      <w:tr>
+        <w:tc>
+          <w:tcPr>
+            <w:tcW w:w="700" w:type="dxa"/>
+            <w:vAlign w:val="top"/>
+          </w:tcPr>
+          <w:p>
+            <w:pPr>
+              <w:spacing w:before="40" w:after="40" w:line="276" w:lineRule="auto"/>
+              <w:ind w:left="0" w:right="0" w:firstLine="0"/>
+              <w:jc w:val="left"/>
+            </w:pPr>
+            <w:r>
+              <w:rPr>
+                <w:rFonts w:ascii="Times New Roman" w:hAnsi="Times New Roman" w:cs="Times New Roman" w:eastAsia="Times New Roman"/>
+                <w:sz w:val="20"/>
+                <w:szCs w:val="20"/>
+              </w:rPr>
+              <w:t xml:space="preserve">13</w:t>
+            </w:r>
+          </w:p>
+        </w:tc>
+        <w:tc>
+          <w:tcPr>
+            <w:tcW w:w="1700" w:type="dxa"/>
+            <w:vAlign w:val="top"/>
+          </w:tcPr>
+          <w:p>
+            <w:pPr>
+              <w:spacing w:before="40" w:after="40" w:line="276" w:lineRule="auto"/>
+              <w:ind w:left="0" w:right="0" w:firstLine="0"/>
+              <w:jc w:val="left"/>
+            </w:pPr>
+            <w:r>
+              <w:rPr>
+                <w:rFonts w:ascii="Times New Roman" w:hAnsi="Times New Roman" w:cs="Times New Roman" w:eastAsia="Times New Roman"/>
+                <w:sz w:val="20"/>
+                <w:szCs w:val="20"/>
+              </w:rPr>
+              <w:t xml:space="preserve">SOS incident chips</w:t>
+            </w:r>
+          </w:p>
+        </w:tc>
+        <w:tc>
+          <w:tcPr>
+            <w:tcW w:w="2600" w:type="dxa"/>
+            <w:vAlign w:val="top"/>
+          </w:tcPr>
+          <w:p>
+            <w:pPr>
+              <w:spacing w:before="40" w:after="40" w:line="276" w:lineRule="auto"/>
+              <w:ind w:left="0" w:right="0" w:firstLine="0"/>
+              <w:jc w:val="left"/>
+            </w:pPr>
+            <w:r>
+              <w:rPr>
+                <w:rFonts w:ascii="Times New Roman" w:hAnsi="Times New Roman" w:cs="Times New Roman" w:eastAsia="Times New Roman"/>
+                <w:sz w:val="20"/>
+                <w:szCs w:val="20"/>
+              </w:rPr>
+              <w:t xml:space="preserve">Open Tulong and tap one of the chips under Ano ang nangyayari? (opsyonal)</w:t>
+            </w:r>
+          </w:p>
+        </w:tc>
+        <w:tc>
+          <w:tcPr>
+            <w:tcW w:w="2600" w:type="dxa"/>
+            <w:vAlign w:val="top"/>
+          </w:tcPr>
+          <w:p>
+            <w:pPr>
+              <w:spacing w:before="40" w:after="40" w:line="276" w:lineRule="auto"/>
+              <w:ind w:left="0" w:right="0" w:firstLine="0"/>
+              <w:jc w:val="left"/>
+            </w:pPr>
+            <w:r>
+              <w:rPr>
+                <w:rFonts w:ascii="Times New Roman" w:hAnsi="Times New Roman" w:cs="Times New Roman" w:eastAsia="Times New Roman"/>
+                <w:sz w:val="20"/>
+                <w:szCs w:val="20"/>
+              </w:rPr>
+              <w:t xml:space="preserve">The chip is selected and nothing is sent; the chips are optional and leaving them all unchosen is also allowed</w:t>
             </w:r>
           </w:p>
         </w:tc>

--- a/docs/test-script/Antas-Test-Script.docx
+++ b/docs/test-script/Antas-Test-Script.docx
@@ -29,7 +29,7 @@
           <w:sz w:val="24"/>
           <w:szCs w:val="24"/>
         </w:rPr>
-        <w:t xml:space="preserve">Antas: A Street-Level Flood Depth Reporting System for Metro Manila</w:t>
+        <w:t xml:space="preserve">Antas: A Street-Level Hazard Severity Reporting System for Metro Manila</w:t>
       </w:r>
     </w:p>
     <w:p>

--- a/docs/test-script/Antas-Test-Script.docx
+++ b/docs/test-script/Antas-Test-Script.docx
@@ -197,6 +197,22 @@
           <w:szCs w:val="22"/>
           <w:i/>
         </w:rPr>
+        <w:t xml:space="preserve">Scope, so the omissions are read as choices. Antas also has a moderator console with two triage queues, a master admin's board, a responder register and a trust score for emergency signals. None of it is tested here, for two reasons: every one of those screens requires a signed-in account with a role granted by hand, and working them writes to the live database - a test that confirms or hides a real resident's report is not a test that should be run casually, or twice. What is tested here is the entire surface a member of the public can reach, which is also the surface on which being wrong reaches the most people.</w:t>
+      </w:r>
+    </w:p>
+    <w:p>
+      <w:pPr>
+        <w:spacing w:before="240" w:after="240" w:line="276" w:lineRule="auto"/>
+        <w:ind w:left="0" w:right="0" w:firstLine="0"/>
+        <w:jc w:val="left"/>
+      </w:pPr>
+      <w:r>
+        <w:rPr>
+          <w:rFonts w:ascii="Times New Roman" w:hAnsi="Times New Roman" w:cs="Times New Roman" w:eastAsia="Times New Roman"/>
+          <w:sz w:val="22"/>
+          <w:szCs w:val="22"/>
+          <w:i/>
+        </w:rPr>
         <w:t xml:space="preserve">A note on language. The interface has a full Filipino and English toggle, and the expected messages below are given in both. Check whichever language the interface is showing. The toggle sits in the header, on every screen except the map - the map has no header, so switch language from Gabay, I-report, Ako or Tulong.</w:t>
       </w:r>
     </w:p>

--- a/docs/test-script/Antas-Test-Script.docx
+++ b/docs/test-script/Antas-Test-Script.docx
@@ -2115,7 +2115,7 @@
                 <w:sz w:val="20"/>
                 <w:szCs w:val="20"/>
               </w:rPr>
-              <w:t xml:space="preserve">Report - location guard</w:t>
+              <w:t xml:space="preserve">Map legend</w:t>
             </w:r>
           </w:p>
         </w:tc>
@@ -2136,7 +2136,7 @@
                 <w:sz w:val="20"/>
                 <w:szCs w:val="20"/>
               </w:rPr>
-              <w:t xml:space="preserve">Block location, choose Baha, then tap I-report to submit</w:t>
+              <w:t xml:space="preserve">Read the legend panel on the map screen</w:t>
             </w:r>
           </w:p>
         </w:tc>
@@ -2157,7 +2157,7 @@
                 <w:sz w:val="20"/>
                 <w:szCs w:val="20"/>
               </w:rPr>
-              <w:t xml:space="preserve">Turn on location message appears; stays on report screen</w:t>
+              <w:t xml:space="preserve">Lalim ng tubig with five depth colours from Bukong-bukong to Lampas sa ulo, the note Mas madilim, mas malala., then six incident types - Baha, Sunog, Lindol, Aksidente, Medikal, Iba pa</w:t>
             </w:r>
           </w:p>
         </w:tc>
@@ -2235,7 +2235,7 @@
                 <w:sz w:val="20"/>
                 <w:szCs w:val="20"/>
               </w:rPr>
-              <w:t xml:space="preserve">Incident picker</w:t>
+              <w:t xml:space="preserve">Report detail</w:t>
             </w:r>
           </w:p>
         </w:tc>
@@ -2256,7 +2256,7 @@
                 <w:sz w:val="20"/>
                 <w:szCs w:val="20"/>
               </w:rPr>
-              <w:t xml:space="preserve">Open I-report and read the first screen</w:t>
+              <w:t xml:space="preserve">Zoom in until single pins appear instead of numbered circles, then tap one</w:t>
             </w:r>
           </w:p>
         </w:tc>
@@ -2277,7 +2277,7 @@
                 <w:sz w:val="20"/>
                 <w:szCs w:val="20"/>
               </w:rPr>
-              <w:t xml:space="preserve">Six choices - Baha, Sunog, Lindol, Aksidente, Medikal, Iba pa - and no depth selector until one is tapped</w:t>
+              <w:t xml:space="preserve">The depth in words and in centimetres, when it was reported, and either the photo or a line saying the report has none</w:t>
             </w:r>
           </w:p>
         </w:tc>
@@ -2355,7 +2355,7 @@
                 <w:sz w:val="20"/>
                 <w:szCs w:val="20"/>
               </w:rPr>
-              <w:t xml:space="preserve">Severity guard</w:t>
+              <w:t xml:space="preserve">Road passability</w:t>
             </w:r>
           </w:p>
         </w:tc>
@@ -2376,7 +2376,7 @@
                 <w:sz w:val="20"/>
                 <w:szCs w:val="20"/>
               </w:rPr>
-              <w:t xml:space="preserve">Tap Sunog, then try to submit without choosing what you can see</w:t>
+              <w:t xml:space="preserve">On that same open report, read the lines under the depth</w:t>
             </w:r>
           </w:p>
         </w:tc>
@@ -2397,7 +2397,7 @@
                 <w:sz w:val="20"/>
                 <w:szCs w:val="20"/>
               </w:rPr>
-              <w:t xml:space="preserve">The submit button stays disabled; choosing one of the three enables it</w:t>
+              <w:t xml:space="preserve">One of the three MMDA categories - Madaanan ng lahat ng sasakyan / Hindi madaanan ng maliliit na sasakyan / Hindi madaanan ng anumang sasakyan - then Batay sa MMDA Flood Gauge System, then the warning that it is not a guide for people on foot</w:t>
             </w:r>
           </w:p>
         </w:tc>
@@ -2475,7 +2475,7 @@
                 <w:sz w:val="20"/>
                 <w:szCs w:val="20"/>
               </w:rPr>
-              <w:t xml:space="preserve">Search - no match</w:t>
+              <w:t xml:space="preserve">Report - location guard</w:t>
             </w:r>
           </w:p>
         </w:tc>
@@ -2496,7 +2496,7 @@
                 <w:sz w:val="20"/>
                 <w:szCs w:val="20"/>
               </w:rPr>
-              <w:t xml:space="preserve">Type Zzqxwv in the search field</w:t>
+              <w:t xml:space="preserve">Block location, choose Baha, then tap I-report to submit</w:t>
             </w:r>
           </w:p>
         </w:tc>
@@ -2517,7 +2517,7 @@
                 <w:sz w:val="20"/>
                 <w:szCs w:val="20"/>
               </w:rPr>
-              <w:t xml:space="preserve">Walang tugma. (No matches.) appears - NOT Hindi makahanap ngayon., which means the search itself failed</w:t>
+              <w:t xml:space="preserve">Turn on location message appears; stays on report screen</w:t>
             </w:r>
           </w:p>
         </w:tc>
@@ -2595,7 +2595,7 @@
                 <w:sz w:val="20"/>
                 <w:szCs w:val="20"/>
               </w:rPr>
-              <w:t xml:space="preserve">Navigation</w:t>
+              <w:t xml:space="preserve">Incident picker</w:t>
             </w:r>
           </w:p>
         </w:tc>
@@ -2616,7 +2616,7 @@
                 <w:sz w:val="20"/>
                 <w:szCs w:val="20"/>
               </w:rPr>
-              <w:t xml:space="preserve">Tap each tab: Mapa, Gabay, I-report, Ako, Tulong</w:t>
+              <w:t xml:space="preserve">Open I-report and read the first screen</w:t>
             </w:r>
           </w:p>
         </w:tc>
@@ -2637,7 +2637,7 @@
                 <w:sz w:val="20"/>
                 <w:szCs w:val="20"/>
               </w:rPr>
-              <w:t xml:space="preserve">The matching screen opens each time</w:t>
+              <w:t xml:space="preserve">Six choices - Baha, Sunog, Lindol, Aksidente, Medikal, Iba pa - and no depth selector until one is tapped</w:t>
             </w:r>
           </w:p>
         </w:tc>
@@ -2715,7 +2715,7 @@
                 <w:sz w:val="20"/>
                 <w:szCs w:val="20"/>
               </w:rPr>
-              <w:t xml:space="preserve">Guide (Gabay)</w:t>
+              <w:t xml:space="preserve">Severity guard</w:t>
             </w:r>
           </w:p>
         </w:tc>
@@ -2736,7 +2736,7 @@
                 <w:sz w:val="20"/>
                 <w:szCs w:val="20"/>
               </w:rPr>
-              <w:t xml:space="preserve">Open Gabay from the tab bar</w:t>
+              <w:t xml:space="preserve">Tap Sunog, then try to submit without choosing what you can see</w:t>
             </w:r>
           </w:p>
         </w:tc>
@@ -2757,7 +2757,7 @@
                 <w:sz w:val="20"/>
                 <w:szCs w:val="20"/>
               </w:rPr>
-              <w:t xml:space="preserve">Hotline numbers appear first, above the checklist</w:t>
+              <w:t xml:space="preserve">The submit button stays disabled; choosing one of the three enables it</w:t>
             </w:r>
           </w:p>
         </w:tc>
@@ -2835,7 +2835,7 @@
                 <w:sz w:val="20"/>
                 <w:szCs w:val="20"/>
               </w:rPr>
-              <w:t xml:space="preserve">Language toggle</w:t>
+              <w:t xml:space="preserve">Search - no match</w:t>
             </w:r>
           </w:p>
         </w:tc>
@@ -2856,7 +2856,7 @@
                 <w:sz w:val="20"/>
                 <w:szCs w:val="20"/>
               </w:rPr>
-              <w:t xml:space="preserve">Switch between Filipino and English from the header</w:t>
+              <w:t xml:space="preserve">Type Zzqxwv in the search field</w:t>
             </w:r>
           </w:p>
         </w:tc>
@@ -2877,7 +2877,7 @@
                 <w:sz w:val="20"/>
                 <w:szCs w:val="20"/>
               </w:rPr>
-              <w:t xml:space="preserve">The whole interface changes, with no half-translated screen</w:t>
+              <w:t xml:space="preserve">Walang tugma. (No matches.) appears - NOT Hindi makahanap ngayon., which means the search itself failed</w:t>
             </w:r>
           </w:p>
         </w:tc>
@@ -2955,7 +2955,7 @@
                 <w:sz w:val="20"/>
                 <w:szCs w:val="20"/>
               </w:rPr>
-              <w:t xml:space="preserve">Emergency boundary</w:t>
+              <w:t xml:space="preserve">Navigation</w:t>
             </w:r>
           </w:p>
         </w:tc>
@@ -2976,7 +2976,7 @@
                 <w:sz w:val="20"/>
                 <w:szCs w:val="20"/>
               </w:rPr>
-              <w:t xml:space="preserve">Open Tulong and read the notice at the top</w:t>
+              <w:t xml:space="preserve">Tap each tab: Mapa, Gabay, I-report, Ako, Tulong</w:t>
             </w:r>
           </w:p>
         </w:tc>
@@ -2997,7 +2997,7 @@
                 <w:sz w:val="20"/>
                 <w:szCs w:val="20"/>
               </w:rPr>
-              <w:t xml:space="preserve">It states plainly that no rescue service receives the signal</w:t>
+              <w:t xml:space="preserve">The matching screen opens each time</w:t>
             </w:r>
           </w:p>
         </w:tc>
@@ -3075,7 +3075,7 @@
                 <w:sz w:val="20"/>
                 <w:szCs w:val="20"/>
               </w:rPr>
-              <w:t xml:space="preserve">Offline guide</w:t>
+              <w:t xml:space="preserve">Guide (Gabay)</w:t>
             </w:r>
           </w:p>
         </w:tc>
@@ -3096,7 +3096,7 @@
                 <w:sz w:val="20"/>
                 <w:szCs w:val="20"/>
               </w:rPr>
-              <w:t xml:space="preserve">Open Gabay, turn off the network, then reload</w:t>
+              <w:t xml:space="preserve">Open Gabay from the tab bar</w:t>
             </w:r>
           </w:p>
         </w:tc>
@@ -3117,7 +3117,7 @@
                 <w:sz w:val="20"/>
                 <w:szCs w:val="20"/>
               </w:rPr>
-              <w:t xml:space="preserve">The guide still displays from cache</w:t>
+              <w:t xml:space="preserve">Hotline numbers appear first, above the checklist</w:t>
             </w:r>
           </w:p>
         </w:tc>
@@ -3195,7 +3195,7 @@
                 <w:sz w:val="20"/>
                 <w:szCs w:val="20"/>
               </w:rPr>
-              <w:t xml:space="preserve">Mobile layout</w:t>
+              <w:t xml:space="preserve">Language toggle</w:t>
             </w:r>
           </w:p>
         </w:tc>
@@ -3216,7 +3216,7 @@
                 <w:sz w:val="20"/>
                 <w:szCs w:val="20"/>
               </w:rPr>
-              <w:t xml:space="preserve">Open the app on a phone-sized screen</w:t>
+              <w:t xml:space="preserve">Switch between Filipino and English from the header</w:t>
             </w:r>
           </w:p>
         </w:tc>
@@ -3237,7 +3237,7 @@
                 <w:sz w:val="20"/>
                 <w:szCs w:val="20"/>
               </w:rPr>
-              <w:t xml:space="preserve">The tab bar is reachable by thumb and nothing is cut off</w:t>
+              <w:t xml:space="preserve">The whole interface changes, with no half-translated screen</w:t>
             </w:r>
           </w:p>
         </w:tc>
@@ -3315,7 +3315,7 @@
                 <w:sz w:val="20"/>
                 <w:szCs w:val="20"/>
               </w:rPr>
-              <w:t xml:space="preserve">SOS hold guard</w:t>
+              <w:t xml:space="preserve">Emergency boundary</w:t>
             </w:r>
           </w:p>
         </w:tc>
@@ -3336,7 +3336,7 @@
                 <w:sz w:val="20"/>
                 <w:szCs w:val="20"/>
               </w:rPr>
-              <w:t xml:space="preserve">Open Tulong, press and hold the button for about one second, then release</w:t>
+              <w:t xml:space="preserve">Open Tulong and read the notice at the top</w:t>
             </w:r>
           </w:p>
         </w:tc>
@@ -3357,7 +3357,7 @@
                 <w:sz w:val="20"/>
                 <w:szCs w:val="20"/>
               </w:rPr>
-              <w:t xml:space="preserve">The ring fills while held and resets on release; no SOS is sent</w:t>
+              <w:t xml:space="preserve">It states plainly that no rescue service receives the signal</w:t>
             </w:r>
           </w:p>
         </w:tc>
@@ -3415,6 +3415,366 @@
                 <w:szCs w:val="20"/>
               </w:rPr>
               <w:t xml:space="preserve">13</w:t>
+            </w:r>
+          </w:p>
+        </w:tc>
+        <w:tc>
+          <w:tcPr>
+            <w:tcW w:w="1700" w:type="dxa"/>
+            <w:vAlign w:val="top"/>
+          </w:tcPr>
+          <w:p>
+            <w:pPr>
+              <w:spacing w:before="40" w:after="40" w:line="276" w:lineRule="auto"/>
+              <w:ind w:left="0" w:right="0" w:firstLine="0"/>
+              <w:jc w:val="left"/>
+            </w:pPr>
+            <w:r>
+              <w:rPr>
+                <w:rFonts w:ascii="Times New Roman" w:hAnsi="Times New Roman" w:cs="Times New Roman" w:eastAsia="Times New Roman"/>
+                <w:sz w:val="20"/>
+                <w:szCs w:val="20"/>
+              </w:rPr>
+              <w:t xml:space="preserve">Offline guide</w:t>
+            </w:r>
+          </w:p>
+        </w:tc>
+        <w:tc>
+          <w:tcPr>
+            <w:tcW w:w="2600" w:type="dxa"/>
+            <w:vAlign w:val="top"/>
+          </w:tcPr>
+          <w:p>
+            <w:pPr>
+              <w:spacing w:before="40" w:after="40" w:line="276" w:lineRule="auto"/>
+              <w:ind w:left="0" w:right="0" w:firstLine="0"/>
+              <w:jc w:val="left"/>
+            </w:pPr>
+            <w:r>
+              <w:rPr>
+                <w:rFonts w:ascii="Times New Roman" w:hAnsi="Times New Roman" w:cs="Times New Roman" w:eastAsia="Times New Roman"/>
+                <w:sz w:val="20"/>
+                <w:szCs w:val="20"/>
+              </w:rPr>
+              <w:t xml:space="preserve">Open Gabay, turn off the network, then reload</w:t>
+            </w:r>
+          </w:p>
+        </w:tc>
+        <w:tc>
+          <w:tcPr>
+            <w:tcW w:w="2600" w:type="dxa"/>
+            <w:vAlign w:val="top"/>
+          </w:tcPr>
+          <w:p>
+            <w:pPr>
+              <w:spacing w:before="40" w:after="40" w:line="276" w:lineRule="auto"/>
+              <w:ind w:left="0" w:right="0" w:firstLine="0"/>
+              <w:jc w:val="left"/>
+            </w:pPr>
+            <w:r>
+              <w:rPr>
+                <w:rFonts w:ascii="Times New Roman" w:hAnsi="Times New Roman" w:cs="Times New Roman" w:eastAsia="Times New Roman"/>
+                <w:sz w:val="20"/>
+                <w:szCs w:val="20"/>
+              </w:rPr>
+              <w:t xml:space="preserve">The guide still displays from cache</w:t>
+            </w:r>
+          </w:p>
+        </w:tc>
+        <w:tc>
+          <w:tcPr>
+            <w:tcW w:w="1000" w:type="dxa"/>
+            <w:vAlign w:val="top"/>
+          </w:tcPr>
+          <w:p>
+            <w:pPr>
+              <w:spacing w:before="40" w:after="40" w:line="276" w:lineRule="auto"/>
+              <w:ind w:left="0" w:right="0" w:firstLine="0"/>
+              <w:jc w:val="left"/>
+            </w:pPr>
+          </w:p>
+        </w:tc>
+        <w:tc>
+          <w:tcPr>
+            <w:tcW w:w="760" w:type="dxa"/>
+            <w:vAlign w:val="top"/>
+          </w:tcPr>
+          <w:p>
+            <w:pPr>
+              <w:spacing w:before="40" w:after="40" w:line="276" w:lineRule="auto"/>
+              <w:ind w:left="0" w:right="0" w:firstLine="0"/>
+              <w:jc w:val="left"/>
+            </w:pPr>
+            <w:r>
+              <w:rPr>
+                <w:rFonts w:ascii="Times New Roman" w:hAnsi="Times New Roman" w:cs="Times New Roman" w:eastAsia="Times New Roman"/>
+                <w:sz w:val="20"/>
+                <w:szCs w:val="20"/>
+              </w:rPr>
+              <w:t xml:space="preserve">Pass / Fail</w:t>
+            </w:r>
+          </w:p>
+        </w:tc>
+      </w:tr>
+      <w:tr>
+        <w:tc>
+          <w:tcPr>
+            <w:tcW w:w="700" w:type="dxa"/>
+            <w:vAlign w:val="top"/>
+          </w:tcPr>
+          <w:p>
+            <w:pPr>
+              <w:spacing w:before="40" w:after="40" w:line="276" w:lineRule="auto"/>
+              <w:ind w:left="0" w:right="0" w:firstLine="0"/>
+              <w:jc w:val="left"/>
+            </w:pPr>
+            <w:r>
+              <w:rPr>
+                <w:rFonts w:ascii="Times New Roman" w:hAnsi="Times New Roman" w:cs="Times New Roman" w:eastAsia="Times New Roman"/>
+                <w:sz w:val="20"/>
+                <w:szCs w:val="20"/>
+              </w:rPr>
+              <w:t xml:space="preserve">14</w:t>
+            </w:r>
+          </w:p>
+        </w:tc>
+        <w:tc>
+          <w:tcPr>
+            <w:tcW w:w="1700" w:type="dxa"/>
+            <w:vAlign w:val="top"/>
+          </w:tcPr>
+          <w:p>
+            <w:pPr>
+              <w:spacing w:before="40" w:after="40" w:line="276" w:lineRule="auto"/>
+              <w:ind w:left="0" w:right="0" w:firstLine="0"/>
+              <w:jc w:val="left"/>
+            </w:pPr>
+            <w:r>
+              <w:rPr>
+                <w:rFonts w:ascii="Times New Roman" w:hAnsi="Times New Roman" w:cs="Times New Roman" w:eastAsia="Times New Roman"/>
+                <w:sz w:val="20"/>
+                <w:szCs w:val="20"/>
+              </w:rPr>
+              <w:t xml:space="preserve">Mobile layout</w:t>
+            </w:r>
+          </w:p>
+        </w:tc>
+        <w:tc>
+          <w:tcPr>
+            <w:tcW w:w="2600" w:type="dxa"/>
+            <w:vAlign w:val="top"/>
+          </w:tcPr>
+          <w:p>
+            <w:pPr>
+              <w:spacing w:before="40" w:after="40" w:line="276" w:lineRule="auto"/>
+              <w:ind w:left="0" w:right="0" w:firstLine="0"/>
+              <w:jc w:val="left"/>
+            </w:pPr>
+            <w:r>
+              <w:rPr>
+                <w:rFonts w:ascii="Times New Roman" w:hAnsi="Times New Roman" w:cs="Times New Roman" w:eastAsia="Times New Roman"/>
+                <w:sz w:val="20"/>
+                <w:szCs w:val="20"/>
+              </w:rPr>
+              <w:t xml:space="preserve">Open the app on a phone-sized screen</w:t>
+            </w:r>
+          </w:p>
+        </w:tc>
+        <w:tc>
+          <w:tcPr>
+            <w:tcW w:w="2600" w:type="dxa"/>
+            <w:vAlign w:val="top"/>
+          </w:tcPr>
+          <w:p>
+            <w:pPr>
+              <w:spacing w:before="40" w:after="40" w:line="276" w:lineRule="auto"/>
+              <w:ind w:left="0" w:right="0" w:firstLine="0"/>
+              <w:jc w:val="left"/>
+            </w:pPr>
+            <w:r>
+              <w:rPr>
+                <w:rFonts w:ascii="Times New Roman" w:hAnsi="Times New Roman" w:cs="Times New Roman" w:eastAsia="Times New Roman"/>
+                <w:sz w:val="20"/>
+                <w:szCs w:val="20"/>
+              </w:rPr>
+              <w:t xml:space="preserve">The tab bar is reachable by thumb and nothing is cut off</w:t>
+            </w:r>
+          </w:p>
+        </w:tc>
+        <w:tc>
+          <w:tcPr>
+            <w:tcW w:w="1000" w:type="dxa"/>
+            <w:vAlign w:val="top"/>
+          </w:tcPr>
+          <w:p>
+            <w:pPr>
+              <w:spacing w:before="40" w:after="40" w:line="276" w:lineRule="auto"/>
+              <w:ind w:left="0" w:right="0" w:firstLine="0"/>
+              <w:jc w:val="left"/>
+            </w:pPr>
+          </w:p>
+        </w:tc>
+        <w:tc>
+          <w:tcPr>
+            <w:tcW w:w="760" w:type="dxa"/>
+            <w:vAlign w:val="top"/>
+          </w:tcPr>
+          <w:p>
+            <w:pPr>
+              <w:spacing w:before="40" w:after="40" w:line="276" w:lineRule="auto"/>
+              <w:ind w:left="0" w:right="0" w:firstLine="0"/>
+              <w:jc w:val="left"/>
+            </w:pPr>
+            <w:r>
+              <w:rPr>
+                <w:rFonts w:ascii="Times New Roman" w:hAnsi="Times New Roman" w:cs="Times New Roman" w:eastAsia="Times New Roman"/>
+                <w:sz w:val="20"/>
+                <w:szCs w:val="20"/>
+              </w:rPr>
+              <w:t xml:space="preserve">Pass / Fail</w:t>
+            </w:r>
+          </w:p>
+        </w:tc>
+      </w:tr>
+      <w:tr>
+        <w:tc>
+          <w:tcPr>
+            <w:tcW w:w="700" w:type="dxa"/>
+            <w:vAlign w:val="top"/>
+          </w:tcPr>
+          <w:p>
+            <w:pPr>
+              <w:spacing w:before="40" w:after="40" w:line="276" w:lineRule="auto"/>
+              <w:ind w:left="0" w:right="0" w:firstLine="0"/>
+              <w:jc w:val="left"/>
+            </w:pPr>
+            <w:r>
+              <w:rPr>
+                <w:rFonts w:ascii="Times New Roman" w:hAnsi="Times New Roman" w:cs="Times New Roman" w:eastAsia="Times New Roman"/>
+                <w:sz w:val="20"/>
+                <w:szCs w:val="20"/>
+              </w:rPr>
+              <w:t xml:space="preserve">15</w:t>
+            </w:r>
+          </w:p>
+        </w:tc>
+        <w:tc>
+          <w:tcPr>
+            <w:tcW w:w="1700" w:type="dxa"/>
+            <w:vAlign w:val="top"/>
+          </w:tcPr>
+          <w:p>
+            <w:pPr>
+              <w:spacing w:before="40" w:after="40" w:line="276" w:lineRule="auto"/>
+              <w:ind w:left="0" w:right="0" w:firstLine="0"/>
+              <w:jc w:val="left"/>
+            </w:pPr>
+            <w:r>
+              <w:rPr>
+                <w:rFonts w:ascii="Times New Roman" w:hAnsi="Times New Roman" w:cs="Times New Roman" w:eastAsia="Times New Roman"/>
+                <w:sz w:val="20"/>
+                <w:szCs w:val="20"/>
+              </w:rPr>
+              <w:t xml:space="preserve">SOS hold guard</w:t>
+            </w:r>
+          </w:p>
+        </w:tc>
+        <w:tc>
+          <w:tcPr>
+            <w:tcW w:w="2600" w:type="dxa"/>
+            <w:vAlign w:val="top"/>
+          </w:tcPr>
+          <w:p>
+            <w:pPr>
+              <w:spacing w:before="40" w:after="40" w:line="276" w:lineRule="auto"/>
+              <w:ind w:left="0" w:right="0" w:firstLine="0"/>
+              <w:jc w:val="left"/>
+            </w:pPr>
+            <w:r>
+              <w:rPr>
+                <w:rFonts w:ascii="Times New Roman" w:hAnsi="Times New Roman" w:cs="Times New Roman" w:eastAsia="Times New Roman"/>
+                <w:sz w:val="20"/>
+                <w:szCs w:val="20"/>
+              </w:rPr>
+              <w:t xml:space="preserve">Open Tulong, press and hold the button for about one second, then release</w:t>
+            </w:r>
+          </w:p>
+        </w:tc>
+        <w:tc>
+          <w:tcPr>
+            <w:tcW w:w="2600" w:type="dxa"/>
+            <w:vAlign w:val="top"/>
+          </w:tcPr>
+          <w:p>
+            <w:pPr>
+              <w:spacing w:before="40" w:after="40" w:line="276" w:lineRule="auto"/>
+              <w:ind w:left="0" w:right="0" w:firstLine="0"/>
+              <w:jc w:val="left"/>
+            </w:pPr>
+            <w:r>
+              <w:rPr>
+                <w:rFonts w:ascii="Times New Roman" w:hAnsi="Times New Roman" w:cs="Times New Roman" w:eastAsia="Times New Roman"/>
+                <w:sz w:val="20"/>
+                <w:szCs w:val="20"/>
+              </w:rPr>
+              <w:t xml:space="preserve">The ring fills while held and resets on release; no SOS is sent</w:t>
+            </w:r>
+          </w:p>
+        </w:tc>
+        <w:tc>
+          <w:tcPr>
+            <w:tcW w:w="1000" w:type="dxa"/>
+            <w:vAlign w:val="top"/>
+          </w:tcPr>
+          <w:p>
+            <w:pPr>
+              <w:spacing w:before="40" w:after="40" w:line="276" w:lineRule="auto"/>
+              <w:ind w:left="0" w:right="0" w:firstLine="0"/>
+              <w:jc w:val="left"/>
+            </w:pPr>
+          </w:p>
+        </w:tc>
+        <w:tc>
+          <w:tcPr>
+            <w:tcW w:w="760" w:type="dxa"/>
+            <w:vAlign w:val="top"/>
+          </w:tcPr>
+          <w:p>
+            <w:pPr>
+              <w:spacing w:before="40" w:after="40" w:line="276" w:lineRule="auto"/>
+              <w:ind w:left="0" w:right="0" w:firstLine="0"/>
+              <w:jc w:val="left"/>
+            </w:pPr>
+            <w:r>
+              <w:rPr>
+                <w:rFonts w:ascii="Times New Roman" w:hAnsi="Times New Roman" w:cs="Times New Roman" w:eastAsia="Times New Roman"/>
+                <w:sz w:val="20"/>
+                <w:szCs w:val="20"/>
+              </w:rPr>
+              <w:t xml:space="preserve">Pass / Fail</w:t>
+            </w:r>
+          </w:p>
+        </w:tc>
+      </w:tr>
+      <w:tr>
+        <w:tc>
+          <w:tcPr>
+            <w:tcW w:w="700" w:type="dxa"/>
+            <w:vAlign w:val="top"/>
+          </w:tcPr>
+          <w:p>
+            <w:pPr>
+              <w:spacing w:before="40" w:after="40" w:line="276" w:lineRule="auto"/>
+              <w:ind w:left="0" w:right="0" w:firstLine="0"/>
+              <w:jc w:val="left"/>
+            </w:pPr>
+            <w:r>
+              <w:rPr>
+                <w:rFonts w:ascii="Times New Roman" w:hAnsi="Times New Roman" w:cs="Times New Roman" w:eastAsia="Times New Roman"/>
+                <w:sz w:val="20"/>
+                <w:szCs w:val="20"/>
+              </w:rPr>
+              <w:t xml:space="preserve">16</w:t>
             </w:r>
           </w:p>
         </w:tc>
